--- a/public/spotify.docx
+++ b/public/spotify.docx
@@ -30,7 +30,23 @@
     </w:p>
     <w:p>
       <w:r>
-        <w:t>When it launched in the United States in 2011, it soared to the top of the charts. Its most unique feature is still its best — the playlists. Playlists full of suggested songs, personalized for the user, unlike anything else the industry had at the time. Instead of you picking and choosing every song yourself, Spotify used an algorithm to pull apart your library and build a basic system to track your interests.</w:t>
+        <w:t>When it launched in the United States in 2011, it soared to the top of the charts. Its most unique feature is still its bes</w:t>
+      </w:r>
+      <w:r>
+        <w:t>t:</w:t>
+      </w:r>
+      <w:r>
+        <w:t xml:space="preserve"> </w:t>
+      </w:r>
+      <w:r>
+        <w:rPr>
+          <w:b/>
+          <w:bCs/>
+        </w:rPr>
+        <w:t>playlists</w:t>
+      </w:r>
+      <w:r>
+        <w:t>. Playlists full of suggested songs, personalized for the user, unlike anything else the industry had at the time. Instead of you picking and choosing every song yourself, Spotify used an algorithm to pull apart your library and build a basic system to track your interests.</w:t>
       </w:r>
     </w:p>
     <w:p>
@@ -167,24 +183,11 @@
       </w:r>
     </w:p>
     <w:p>
-      <w:pPr>
-        <w:rPr>
-          <w:b/>
-          <w:bCs/>
-          <w:kern w:val="36"/>
-          <w:sz w:val="48"/>
-          <w:szCs w:val="48"/>
-        </w:rPr>
-      </w:pPr>
-      <w:r>
-        <w:rPr>
-          <w:b/>
-          <w:bCs/>
-          <w:kern w:val="36"/>
-          <w:sz w:val="48"/>
-          <w:szCs w:val="48"/>
-        </w:rPr>
+      <w:r>
         <w:lastRenderedPageBreak/>
+        <w:t xml:space="preserve">## </w:t>
+      </w:r>
+      <w:r>
         <w:t>What does it all mean?</w:t>
       </w:r>
     </w:p>
